--- a/versions/v1/hackathon-plan.docx
+++ b/versions/v1/hackathon-plan.docx
@@ -80,7 +80,7 @@
           <w:szCs w:val="22"/>
           <w:rtl/>
         </w:rPr>
-        <w:t xml:space="preserve">מסמך תכנון מלא: מטרות, פורמטים לבחירה, מסלולים, בנק משימות, חלוקה לצוותים, לו"ז, במה, שיפוט, לוגיסטיקה, תקציב, סיכונים וצ'קליסטים.</w:t>
+        <w:t xml:space="preserve">מסמך תכנון מלא: מטרות, פורמטים לבחירה, מסלולים, בנק משימות, חלוקה לצוותים, לו"ז, במה, שיפוט, לוגיסטיקה, סיכונים וצ'קליסטים.</w:t>
       </w:r>
     </w:p>
     <w:p>
@@ -2926,7 +2926,7 @@
           <w:szCs w:val="22"/>
           <w:rtl/>
         </w:rPr>
-        <w:t xml:space="preserve"> יקר יותר, קשה יותר להורים ולמי שגר רחוק, עייפות.</w:t>
+        <w:t xml:space="preserve"> קשה יותר להורים ולמי שגר רחוק, עייפות.</w:t>
       </w:r>
     </w:p>
     <w:p>
@@ -4226,181 +4226,6 @@
             <w:r>
               <w:rPr>
                 <w:rFonts w:ascii="Arial" w:cs="Arial" w:eastAsia="Arial" w:hAnsi="Arial"/>
-                <w:color w:val="1F2330"/>
-                <w:sz w:val="19"/>
-                <w:szCs w:val="19"/>
-                <w:rtl/>
-              </w:rPr>
-              <w:t xml:space="preserve">עלות</w:t>
-            </w:r>
-          </w:p>
-        </w:tc>
-        <w:tc>
-          <w:tcPr>
-            <w:tcW w:type="dxa" w:w="1716"/>
-            <w:tcBorders>
-              <w:top w:val="single" w:color="D5D3E6" w:sz="4"/>
-              <w:left w:val="single" w:color="D5D3E6" w:sz="4"/>
-              <w:bottom w:val="single" w:color="D5D3E6" w:sz="4"/>
-              <w:right w:val="single" w:color="D5D3E6" w:sz="4"/>
-            </w:tcBorders>
-            <w:shd w:fill="FFFFFF" w:color="auto" w:val="clear"/>
-            <w:tcMar>
-              <w:top w:type="dxa" w:w="70"/>
-              <w:left w:type="dxa" w:w="100"/>
-              <w:bottom w:type="dxa" w:w="70"/>
-              <w:right w:type="dxa" w:w="100"/>
-            </w:tcMar>
-          </w:tcPr>
-          <w:p>
-            <w:pPr>
-              <w:bidi/>
-              <w:spacing w:after="0" w:line="260"/>
-            </w:pPr>
-            <w:r>
-              <w:rPr>
-                <w:rFonts w:ascii="Arial" w:cs="Arial" w:eastAsia="Arial" w:hAnsi="Arial"/>
-                <w:color w:val="1F2330"/>
-                <w:sz w:val="19"/>
-                <w:szCs w:val="19"/>
-                <w:rtl/>
-              </w:rPr>
-              <w:t xml:space="preserve">נמוכה–בינונית</w:t>
-            </w:r>
-          </w:p>
-        </w:tc>
-        <w:tc>
-          <w:tcPr>
-            <w:tcW w:type="dxa" w:w="1716"/>
-            <w:tcBorders>
-              <w:top w:val="single" w:color="D5D3E6" w:sz="4"/>
-              <w:left w:val="single" w:color="D5D3E6" w:sz="4"/>
-              <w:bottom w:val="single" w:color="D5D3E6" w:sz="4"/>
-              <w:right w:val="single" w:color="D5D3E6" w:sz="4"/>
-            </w:tcBorders>
-            <w:shd w:fill="FFFFFF" w:color="auto" w:val="clear"/>
-            <w:tcMar>
-              <w:top w:type="dxa" w:w="70"/>
-              <w:left w:type="dxa" w:w="100"/>
-              <w:bottom w:type="dxa" w:w="70"/>
-              <w:right w:type="dxa" w:w="100"/>
-            </w:tcMar>
-          </w:tcPr>
-          <w:p>
-            <w:pPr>
-              <w:bidi/>
-              <w:spacing w:after="0" w:line="260"/>
-            </w:pPr>
-            <w:r>
-              <w:rPr>
-                <w:rFonts w:ascii="Arial" w:cs="Arial" w:eastAsia="Arial" w:hAnsi="Arial"/>
-                <w:color w:val="1F2330"/>
-                <w:sz w:val="19"/>
-                <w:szCs w:val="19"/>
-                <w:rtl/>
-              </w:rPr>
-              <w:t xml:space="preserve">נמוכה–בינונית</w:t>
-            </w:r>
-          </w:p>
-        </w:tc>
-        <w:tc>
-          <w:tcPr>
-            <w:tcW w:type="dxa" w:w="1716"/>
-            <w:tcBorders>
-              <w:top w:val="single" w:color="D5D3E6" w:sz="4"/>
-              <w:left w:val="single" w:color="D5D3E6" w:sz="4"/>
-              <w:bottom w:val="single" w:color="D5D3E6" w:sz="4"/>
-              <w:right w:val="single" w:color="D5D3E6" w:sz="4"/>
-            </w:tcBorders>
-            <w:shd w:fill="FFFFFF" w:color="auto" w:val="clear"/>
-            <w:tcMar>
-              <w:top w:type="dxa" w:w="70"/>
-              <w:left w:type="dxa" w:w="100"/>
-              <w:bottom w:type="dxa" w:w="70"/>
-              <w:right w:type="dxa" w:w="100"/>
-            </w:tcMar>
-          </w:tcPr>
-          <w:p>
-            <w:pPr>
-              <w:bidi/>
-              <w:spacing w:after="0" w:line="260"/>
-            </w:pPr>
-            <w:r>
-              <w:rPr>
-                <w:rFonts w:ascii="Arial" w:cs="Arial" w:eastAsia="Arial" w:hAnsi="Arial"/>
-                <w:color w:val="1F2330"/>
-                <w:sz w:val="19"/>
-                <w:szCs w:val="19"/>
-                <w:rtl/>
-              </w:rPr>
-              <w:t xml:space="preserve">בינונית</w:t>
-            </w:r>
-          </w:p>
-        </w:tc>
-        <w:tc>
-          <w:tcPr>
-            <w:tcW w:type="dxa" w:w="1322"/>
-            <w:tcBorders>
-              <w:top w:val="single" w:color="D5D3E6" w:sz="4"/>
-              <w:left w:val="single" w:color="D5D3E6" w:sz="4"/>
-              <w:bottom w:val="single" w:color="D5D3E6" w:sz="4"/>
-              <w:right w:val="single" w:color="D5D3E6" w:sz="4"/>
-            </w:tcBorders>
-            <w:shd w:fill="FFFFFF" w:color="auto" w:val="clear"/>
-            <w:tcMar>
-              <w:top w:type="dxa" w:w="70"/>
-              <w:left w:type="dxa" w:w="100"/>
-              <w:bottom w:type="dxa" w:w="70"/>
-              <w:right w:type="dxa" w:w="100"/>
-            </w:tcMar>
-          </w:tcPr>
-          <w:p>
-            <w:pPr>
-              <w:bidi/>
-              <w:spacing w:after="0" w:line="260"/>
-            </w:pPr>
-            <w:r>
-              <w:rPr>
-                <w:rFonts w:ascii="Arial" w:cs="Arial" w:eastAsia="Arial" w:hAnsi="Arial"/>
-                <w:color w:val="1F2330"/>
-                <w:sz w:val="19"/>
-                <w:szCs w:val="19"/>
-                <w:rtl/>
-              </w:rPr>
-              <w:t xml:space="preserve">גבוהה</w:t>
-            </w:r>
-          </w:p>
-        </w:tc>
-      </w:tr>
-      <w:tr>
-        <w:trPr>
-          <w:cantSplit/>
-        </w:trPr>
-        <w:tc>
-          <w:tcPr>
-            <w:tcW w:type="dxa" w:w="3168"/>
-            <w:tcBorders>
-              <w:top w:val="single" w:color="D5D3E6" w:sz="4"/>
-              <w:left w:val="single" w:color="D5D3E6" w:sz="4"/>
-              <w:bottom w:val="single" w:color="D5D3E6" w:sz="4"/>
-              <w:right w:val="single" w:color="D5D3E6" w:sz="4"/>
-            </w:tcBorders>
-            <w:shd w:fill="F7F7FB" w:color="auto" w:val="clear"/>
-            <w:tcMar>
-              <w:top w:type="dxa" w:w="70"/>
-              <w:left w:type="dxa" w:w="100"/>
-              <w:bottom w:type="dxa" w:w="70"/>
-              <w:right w:type="dxa" w:w="100"/>
-            </w:tcMar>
-          </w:tcPr>
-          <w:p>
-            <w:pPr>
-              <w:bidi/>
-              <w:spacing w:after="0" w:line="260"/>
-            </w:pPr>
-            <w:r>
-              <w:rPr>
-                <w:rFonts w:ascii="Arial" w:cs="Arial" w:eastAsia="Arial" w:hAnsi="Arial"/>
                 <w:b/>
                 <w:bCs/>
                 <w:color w:val="1F2330"/>
@@ -4421,7 +4246,7 @@
               <w:bottom w:val="single" w:color="D5D3E6" w:sz="4"/>
               <w:right w:val="single" w:color="D5D3E6" w:sz="4"/>
             </w:tcBorders>
-            <w:shd w:fill="F7F7FB" w:color="auto" w:val="clear"/>
+            <w:shd w:fill="FFFFFF" w:color="auto" w:val="clear"/>
             <w:tcMar>
               <w:top w:type="dxa" w:w="70"/>
               <w:left w:type="dxa" w:w="100"/>
@@ -4455,7 +4280,7 @@
               <w:bottom w:val="single" w:color="D5D3E6" w:sz="4"/>
               <w:right w:val="single" w:color="D5D3E6" w:sz="4"/>
             </w:tcBorders>
-            <w:shd w:fill="F7F7FB" w:color="auto" w:val="clear"/>
+            <w:shd w:fill="FFFFFF" w:color="auto" w:val="clear"/>
             <w:tcMar>
               <w:top w:type="dxa" w:w="70"/>
               <w:left w:type="dxa" w:w="100"/>
@@ -4489,7 +4314,7 @@
               <w:bottom w:val="single" w:color="D5D3E6" w:sz="4"/>
               <w:right w:val="single" w:color="D5D3E6" w:sz="4"/>
             </w:tcBorders>
-            <w:shd w:fill="F7F7FB" w:color="auto" w:val="clear"/>
+            <w:shd w:fill="FFFFFF" w:color="auto" w:val="clear"/>
             <w:tcMar>
               <w:top w:type="dxa" w:w="70"/>
               <w:left w:type="dxa" w:w="100"/>
@@ -4525,7 +4350,7 @@
               <w:bottom w:val="single" w:color="D5D3E6" w:sz="4"/>
               <w:right w:val="single" w:color="D5D3E6" w:sz="4"/>
             </w:tcBorders>
-            <w:shd w:fill="F7F7FB" w:color="auto" w:val="clear"/>
+            <w:shd w:fill="FFFFFF" w:color="auto" w:val="clear"/>
             <w:tcMar>
               <w:top w:type="dxa" w:w="70"/>
               <w:left w:type="dxa" w:w="100"/>
@@ -11289,7 +11114,7 @@
                 <w:szCs w:val="19"/>
                 <w:rtl/>
               </w:rPr>
-              <w:t xml:space="preserve">בעלות + איזון + אפס זמן מבוזבז ביום</w:t>
+              <w:t xml:space="preserve">בעלות + איזון + בלי זמן מבוזבז ביום</w:t>
             </w:r>
           </w:p>
         </w:tc>
@@ -12532,9 +12357,9 @@
         </w:tblBorders>
       </w:tblPr>
       <w:tblGrid>
-        <w:gridCol w:w="1161"/>
-        <w:gridCol w:w="6618"/>
-        <w:gridCol w:w="1859"/>
+        <w:gridCol w:w="1189"/>
+        <w:gridCol w:w="6544"/>
+        <w:gridCol w:w="1905"/>
       </w:tblGrid>
       <w:tr>
         <w:trPr>
@@ -12542,7 +12367,7 @@
         </w:trPr>
         <w:tc>
           <w:tcPr>
-            <w:tcW w:type="dxa" w:w="1161"/>
+            <w:tcW w:type="dxa" w:w="1189"/>
             <w:tcBorders>
               <w:top w:val="single" w:color="D5D3E6" w:sz="4"/>
               <w:left w:val="single" w:color="D5D3E6" w:sz="4"/>
@@ -12578,7 +12403,7 @@
         </w:tc>
         <w:tc>
           <w:tcPr>
-            <w:tcW w:type="dxa" w:w="6618"/>
+            <w:tcW w:type="dxa" w:w="6544"/>
             <w:tcBorders>
               <w:top w:val="single" w:color="D5D3E6" w:sz="4"/>
               <w:left w:val="single" w:color="D5D3E6" w:sz="4"/>
@@ -12614,7 +12439,7 @@
         </w:tc>
         <w:tc>
           <w:tcPr>
-            <w:tcW w:type="dxa" w:w="1859"/>
+            <w:tcW w:type="dxa" w:w="1905"/>
             <w:tcBorders>
               <w:top w:val="single" w:color="D5D3E6" w:sz="4"/>
               <w:left w:val="single" w:color="D5D3E6" w:sz="4"/>
@@ -12655,7 +12480,7 @@
         </w:trPr>
         <w:tc>
           <w:tcPr>
-            <w:tcW w:type="dxa" w:w="1161"/>
+            <w:tcW w:type="dxa" w:w="1189"/>
             <w:tcBorders>
               <w:top w:val="single" w:color="D5D3E6" w:sz="4"/>
               <w:left w:val="single" w:color="D5D3E6" w:sz="4"/>
@@ -12689,41 +12514,41 @@
         </w:tc>
         <w:tc>
           <w:tcPr>
-            <w:tcW w:type="dxa" w:w="6618"/>
-            <w:tcBorders>
-              <w:top w:val="single" w:color="D5D3E6" w:sz="4"/>
-              <w:left w:val="single" w:color="D5D3E6" w:sz="4"/>
-              <w:bottom w:val="single" w:color="D5D3E6" w:sz="4"/>
-              <w:right w:val="single" w:color="D5D3E6" w:sz="4"/>
-            </w:tcBorders>
-            <w:shd w:fill="FFFFFF" w:color="auto" w:val="clear"/>
-            <w:tcMar>
-              <w:top w:type="dxa" w:w="70"/>
-              <w:left w:type="dxa" w:w="100"/>
-              <w:bottom w:type="dxa" w:w="70"/>
-              <w:right w:type="dxa" w:w="100"/>
-            </w:tcMar>
-          </w:tcPr>
-          <w:p>
-            <w:pPr>
-              <w:bidi/>
-              <w:spacing w:after="0" w:line="260"/>
-            </w:pPr>
-            <w:r>
-              <w:rPr>
-                <w:rFonts w:ascii="Arial" w:cs="Arial" w:eastAsia="Arial" w:hAnsi="Arial"/>
-                <w:color w:val="1F2330"/>
-                <w:sz w:val="19"/>
-                <w:szCs w:val="19"/>
-                <w:rtl/>
-              </w:rPr>
-              <w:t xml:space="preserve">אישור הנהלה, תאריך, תקציב, מינוי מוביל האקטון וצוות מארגן</w:t>
-            </w:r>
-          </w:p>
-        </w:tc>
-        <w:tc>
-          <w:tcPr>
-            <w:tcW w:type="dxa" w:w="1859"/>
+            <w:tcW w:type="dxa" w:w="6544"/>
+            <w:tcBorders>
+              <w:top w:val="single" w:color="D5D3E6" w:sz="4"/>
+              <w:left w:val="single" w:color="D5D3E6" w:sz="4"/>
+              <w:bottom w:val="single" w:color="D5D3E6" w:sz="4"/>
+              <w:right w:val="single" w:color="D5D3E6" w:sz="4"/>
+            </w:tcBorders>
+            <w:shd w:fill="FFFFFF" w:color="auto" w:val="clear"/>
+            <w:tcMar>
+              <w:top w:type="dxa" w:w="70"/>
+              <w:left w:type="dxa" w:w="100"/>
+              <w:bottom w:type="dxa" w:w="70"/>
+              <w:right w:type="dxa" w:w="100"/>
+            </w:tcMar>
+          </w:tcPr>
+          <w:p>
+            <w:pPr>
+              <w:bidi/>
+              <w:spacing w:after="0" w:line="260"/>
+            </w:pPr>
+            <w:r>
+              <w:rPr>
+                <w:rFonts w:ascii="Arial" w:cs="Arial" w:eastAsia="Arial" w:hAnsi="Arial"/>
+                <w:color w:val="1F2330"/>
+                <w:sz w:val="19"/>
+                <w:szCs w:val="19"/>
+                <w:rtl/>
+              </w:rPr>
+              <w:t xml:space="preserve">אישור הנהלה, תאריך, מינוי מוביל האקטון וצוות מארגן</w:t>
+            </w:r>
+          </w:p>
+        </w:tc>
+        <w:tc>
+          <w:tcPr>
+            <w:tcW w:type="dxa" w:w="1905"/>
             <w:tcBorders>
               <w:top w:val="single" w:color="D5D3E6" w:sz="4"/>
               <w:left w:val="single" w:color="D5D3E6" w:sz="4"/>
@@ -12762,7 +12587,7 @@
         </w:trPr>
         <w:tc>
           <w:tcPr>
-            <w:tcW w:type="dxa" w:w="1161"/>
+            <w:tcW w:type="dxa" w:w="1189"/>
             <w:tcBorders>
               <w:top w:val="single" w:color="D5D3E6" w:sz="4"/>
               <w:left w:val="single" w:color="D5D3E6" w:sz="4"/>
@@ -12796,7 +12621,7 @@
         </w:tc>
         <w:tc>
           <w:tcPr>
-            <w:tcW w:type="dxa" w:w="6618"/>
+            <w:tcW w:type="dxa" w:w="6544"/>
             <w:tcBorders>
               <w:top w:val="single" w:color="D5D3E6" w:sz="4"/>
               <w:left w:val="single" w:color="D5D3E6" w:sz="4"/>
@@ -12824,13 +12649,13 @@
                 <w:szCs w:val="19"/>
                 <w:rtl/>
               </w:rPr>
-              <w:t xml:space="preserve">הזמנת מקום/חללים, ספקי אוכל, הודעת "Save the Date"</w:t>
-            </w:r>
-          </w:p>
-        </w:tc>
-        <w:tc>
-          <w:tcPr>
-            <w:tcW w:type="dxa" w:w="1859"/>
+              <w:t xml:space="preserve">הזמנת מקום/חללים, תיאום אוכל, הודעת "Save the Date"</w:t>
+            </w:r>
+          </w:p>
+        </w:tc>
+        <w:tc>
+          <w:tcPr>
+            <w:tcW w:type="dxa" w:w="1905"/>
             <w:tcBorders>
               <w:top w:val="single" w:color="D5D3E6" w:sz="4"/>
               <w:left w:val="single" w:color="D5D3E6" w:sz="4"/>
@@ -12869,7 +12694,7 @@
         </w:trPr>
         <w:tc>
           <w:tcPr>
-            <w:tcW w:type="dxa" w:w="1161"/>
+            <w:tcW w:type="dxa" w:w="1189"/>
             <w:tcBorders>
               <w:top w:val="single" w:color="D5D3E6" w:sz="4"/>
               <w:left w:val="single" w:color="D5D3E6" w:sz="4"/>
@@ -12903,7 +12728,7 @@
         </w:tc>
         <w:tc>
           <w:tcPr>
-            <w:tcW w:type="dxa" w:w="6618"/>
+            <w:tcW w:type="dxa" w:w="6544"/>
             <w:tcBorders>
               <w:top w:val="single" w:color="D5D3E6" w:sz="4"/>
               <w:left w:val="single" w:color="D5D3E6" w:sz="4"/>
@@ -12949,7 +12774,7 @@
         </w:tc>
         <w:tc>
           <w:tcPr>
-            <w:tcW w:type="dxa" w:w="1859"/>
+            <w:tcW w:type="dxa" w:w="1905"/>
             <w:tcBorders>
               <w:top w:val="single" w:color="D5D3E6" w:sz="4"/>
               <w:left w:val="single" w:color="D5D3E6" w:sz="4"/>
@@ -12988,7 +12813,7 @@
         </w:trPr>
         <w:tc>
           <w:tcPr>
-            <w:tcW w:type="dxa" w:w="1161"/>
+            <w:tcW w:type="dxa" w:w="1189"/>
             <w:tcBorders>
               <w:top w:val="single" w:color="D5D3E6" w:sz="4"/>
               <w:left w:val="single" w:color="D5D3E6" w:sz="4"/>
@@ -13022,7 +12847,7 @@
         </w:tc>
         <w:tc>
           <w:tcPr>
-            <w:tcW w:type="dxa" w:w="6618"/>
+            <w:tcW w:type="dxa" w:w="6544"/>
             <w:tcBorders>
               <w:top w:val="single" w:color="D5D3E6" w:sz="4"/>
               <w:left w:val="single" w:color="D5D3E6" w:sz="4"/>
@@ -13056,7 +12881,7 @@
         </w:tc>
         <w:tc>
           <w:tcPr>
-            <w:tcW w:type="dxa" w:w="1859"/>
+            <w:tcW w:type="dxa" w:w="1905"/>
             <w:tcBorders>
               <w:top w:val="single" w:color="D5D3E6" w:sz="4"/>
               <w:left w:val="single" w:color="D5D3E6" w:sz="4"/>
@@ -13095,7 +12920,7 @@
         </w:trPr>
         <w:tc>
           <w:tcPr>
-            <w:tcW w:type="dxa" w:w="1161"/>
+            <w:tcW w:type="dxa" w:w="1189"/>
             <w:tcBorders>
               <w:top w:val="single" w:color="D5D3E6" w:sz="4"/>
               <w:left w:val="single" w:color="D5D3E6" w:sz="4"/>
@@ -13129,7 +12954,7 @@
         </w:tc>
         <w:tc>
           <w:tcPr>
-            <w:tcW w:type="dxa" w:w="6618"/>
+            <w:tcW w:type="dxa" w:w="6544"/>
             <w:tcBorders>
               <w:top w:val="single" w:color="D5D3E6" w:sz="4"/>
               <w:left w:val="single" w:color="D5D3E6" w:sz="4"/>
@@ -13163,7 +12988,7 @@
         </w:tc>
         <w:tc>
           <w:tcPr>
-            <w:tcW w:type="dxa" w:w="1859"/>
+            <w:tcW w:type="dxa" w:w="1905"/>
             <w:tcBorders>
               <w:top w:val="single" w:color="D5D3E6" w:sz="4"/>
               <w:left w:val="single" w:color="D5D3E6" w:sz="4"/>
@@ -13202,7 +13027,7 @@
         </w:trPr>
         <w:tc>
           <w:tcPr>
-            <w:tcW w:type="dxa" w:w="1161"/>
+            <w:tcW w:type="dxa" w:w="1189"/>
             <w:tcBorders>
               <w:top w:val="single" w:color="D5D3E6" w:sz="4"/>
               <w:left w:val="single" w:color="D5D3E6" w:sz="4"/>
@@ -13236,7 +13061,7 @@
         </w:tc>
         <w:tc>
           <w:tcPr>
-            <w:tcW w:type="dxa" w:w="6618"/>
+            <w:tcW w:type="dxa" w:w="6544"/>
             <w:tcBorders>
               <w:top w:val="single" w:color="D5D3E6" w:sz="4"/>
               <w:left w:val="single" w:color="D5D3E6" w:sz="4"/>
@@ -13282,7 +13107,7 @@
         </w:tc>
         <w:tc>
           <w:tcPr>
-            <w:tcW w:type="dxa" w:w="1859"/>
+            <w:tcW w:type="dxa" w:w="1905"/>
             <w:tcBorders>
               <w:top w:val="single" w:color="D5D3E6" w:sz="4"/>
               <w:left w:val="single" w:color="D5D3E6" w:sz="4"/>
@@ -13321,7 +13146,7 @@
         </w:trPr>
         <w:tc>
           <w:tcPr>
-            <w:tcW w:type="dxa" w:w="1161"/>
+            <w:tcW w:type="dxa" w:w="1189"/>
             <w:tcBorders>
               <w:top w:val="single" w:color="D5D3E6" w:sz="4"/>
               <w:left w:val="single" w:color="D5D3E6" w:sz="4"/>
@@ -13355,7 +13180,7 @@
         </w:tc>
         <w:tc>
           <w:tcPr>
-            <w:tcW w:type="dxa" w:w="6618"/>
+            <w:tcW w:type="dxa" w:w="6544"/>
             <w:tcBorders>
               <w:top w:val="single" w:color="D5D3E6" w:sz="4"/>
               <w:left w:val="single" w:color="D5D3E6" w:sz="4"/>
@@ -13389,7 +13214,7 @@
         </w:tc>
         <w:tc>
           <w:tcPr>
-            <w:tcW w:type="dxa" w:w="1859"/>
+            <w:tcW w:type="dxa" w:w="1905"/>
             <w:tcBorders>
               <w:top w:val="single" w:color="D5D3E6" w:sz="4"/>
               <w:left w:val="single" w:color="D5D3E6" w:sz="4"/>
@@ -13428,7 +13253,7 @@
         </w:trPr>
         <w:tc>
           <w:tcPr>
-            <w:tcW w:type="dxa" w:w="1161"/>
+            <w:tcW w:type="dxa" w:w="1189"/>
             <w:tcBorders>
               <w:top w:val="single" w:color="D5D3E6" w:sz="4"/>
               <w:left w:val="single" w:color="D5D3E6" w:sz="4"/>
@@ -13462,7 +13287,7 @@
         </w:tc>
         <w:tc>
           <w:tcPr>
-            <w:tcW w:type="dxa" w:w="6618"/>
+            <w:tcW w:type="dxa" w:w="6544"/>
             <w:tcBorders>
               <w:top w:val="single" w:color="D5D3E6" w:sz="4"/>
               <w:left w:val="single" w:color="D5D3E6" w:sz="4"/>
@@ -13496,7 +13321,7 @@
         </w:tc>
         <w:tc>
           <w:tcPr>
-            <w:tcW w:type="dxa" w:w="1859"/>
+            <w:tcW w:type="dxa" w:w="1905"/>
             <w:tcBorders>
               <w:top w:val="single" w:color="D5D3E6" w:sz="4"/>
               <w:left w:val="single" w:color="D5D3E6" w:sz="4"/>
@@ -13535,7 +13360,7 @@
         </w:trPr>
         <w:tc>
           <w:tcPr>
-            <w:tcW w:type="dxa" w:w="1161"/>
+            <w:tcW w:type="dxa" w:w="1189"/>
             <w:tcBorders>
               <w:top w:val="single" w:color="D5D3E6" w:sz="4"/>
               <w:left w:val="single" w:color="D5D3E6" w:sz="4"/>
@@ -13569,7 +13394,7 @@
         </w:tc>
         <w:tc>
           <w:tcPr>
-            <w:tcW w:type="dxa" w:w="6618"/>
+            <w:tcW w:type="dxa" w:w="6544"/>
             <w:tcBorders>
               <w:top w:val="single" w:color="D5D3E6" w:sz="4"/>
               <w:left w:val="single" w:color="D5D3E6" w:sz="4"/>
@@ -13603,7 +13428,7 @@
         </w:tc>
         <w:tc>
           <w:tcPr>
-            <w:tcW w:type="dxa" w:w="1859"/>
+            <w:tcW w:type="dxa" w:w="1905"/>
             <w:tcBorders>
               <w:top w:val="single" w:color="D5D3E6" w:sz="4"/>
               <w:left w:val="single" w:color="D5D3E6" w:sz="4"/>
@@ -13642,7 +13467,7 @@
         </w:trPr>
         <w:tc>
           <w:tcPr>
-            <w:tcW w:type="dxa" w:w="1161"/>
+            <w:tcW w:type="dxa" w:w="1189"/>
             <w:tcBorders>
               <w:top w:val="single" w:color="D5D3E6" w:sz="4"/>
               <w:left w:val="single" w:color="D5D3E6" w:sz="4"/>
@@ -13676,7 +13501,7 @@
         </w:tc>
         <w:tc>
           <w:tcPr>
-            <w:tcW w:type="dxa" w:w="6618"/>
+            <w:tcW w:type="dxa" w:w="6544"/>
             <w:tcBorders>
               <w:top w:val="single" w:color="D5D3E6" w:sz="4"/>
               <w:left w:val="single" w:color="D5D3E6" w:sz="4"/>
@@ -13710,7 +13535,7 @@
         </w:tc>
         <w:tc>
           <w:tcPr>
-            <w:tcW w:type="dxa" w:w="1859"/>
+            <w:tcW w:type="dxa" w:w="1905"/>
             <w:tcBorders>
               <w:top w:val="single" w:color="D5D3E6" w:sz="4"/>
               <w:left w:val="single" w:color="D5D3E6" w:sz="4"/>
@@ -13749,7 +13574,7 @@
         </w:trPr>
         <w:tc>
           <w:tcPr>
-            <w:tcW w:type="dxa" w:w="1161"/>
+            <w:tcW w:type="dxa" w:w="1189"/>
             <w:tcBorders>
               <w:top w:val="single" w:color="D5D3E6" w:sz="4"/>
               <w:left w:val="single" w:color="D5D3E6" w:sz="4"/>
@@ -13783,7 +13608,7 @@
         </w:tc>
         <w:tc>
           <w:tcPr>
-            <w:tcW w:type="dxa" w:w="6618"/>
+            <w:tcW w:type="dxa" w:w="6544"/>
             <w:tcBorders>
               <w:top w:val="single" w:color="D5D3E6" w:sz="4"/>
               <w:left w:val="single" w:color="D5D3E6" w:sz="4"/>
@@ -13817,7 +13642,7 @@
         </w:tc>
         <w:tc>
           <w:tcPr>
-            <w:tcW w:type="dxa" w:w="1859"/>
+            <w:tcW w:type="dxa" w:w="1905"/>
             <w:tcBorders>
               <w:top w:val="single" w:color="D5D3E6" w:sz="4"/>
               <w:left w:val="single" w:color="D5D3E6" w:sz="4"/>
@@ -24117,968 +23942,7 @@
           <w:rFonts w:ascii="Arial" w:cs="Arial" w:eastAsia="Arial" w:hAnsi="Arial"/>
           <w:rtl/>
         </w:rPr>
-        <w:t xml:space="preserve">12.4 הערכת תקציב (גסה — לאמת מול ספקים)</w:t>
-      </w:r>
-    </w:p>
-    <w:tbl>
-      <w:tblPr>
-        <w:bidiVisual/>
-        <w:tblW w:type="dxa" w:w="9638"/>
-        <w:tblBorders>
-          <w:top w:val="single" w:color="auto" w:sz="4"/>
-          <w:left w:val="single" w:color="auto" w:sz="4"/>
-          <w:bottom w:val="single" w:color="auto" w:sz="4"/>
-          <w:right w:val="single" w:color="auto" w:sz="4"/>
-          <w:insideH w:val="single" w:color="auto" w:sz="4"/>
-          <w:insideV w:val="single" w:color="auto" w:sz="4"/>
-        </w:tblBorders>
-      </w:tblPr>
-      <w:tblGrid>
-        <w:gridCol w:w="3983"/>
-        <w:gridCol w:w="1927"/>
-        <w:gridCol w:w="3728"/>
-      </w:tblGrid>
-      <w:tr>
-        <w:trPr>
-          <w:tblHeader/>
-        </w:trPr>
-        <w:tc>
-          <w:tcPr>
-            <w:tcW w:type="dxa" w:w="3983"/>
-            <w:tcBorders>
-              <w:top w:val="single" w:color="D5D3E6" w:sz="4"/>
-              <w:left w:val="single" w:color="D5D3E6" w:sz="4"/>
-              <w:bottom w:val="single" w:color="D5D3E6" w:sz="4"/>
-              <w:right w:val="single" w:color="D5D3E6" w:sz="4"/>
-            </w:tcBorders>
-            <w:shd w:fill="3B2A8F" w:color="auto" w:val="clear"/>
-            <w:tcMar>
-              <w:top w:type="dxa" w:w="70"/>
-              <w:left w:type="dxa" w:w="100"/>
-              <w:bottom w:type="dxa" w:w="70"/>
-              <w:right w:type="dxa" w:w="100"/>
-            </w:tcMar>
-          </w:tcPr>
-          <w:p>
-            <w:pPr>
-              <w:bidi/>
-              <w:spacing w:after="0" w:line="260"/>
-            </w:pPr>
-            <w:r>
-              <w:rPr>
-                <w:rFonts w:ascii="Arial" w:cs="Arial" w:eastAsia="Arial" w:hAnsi="Arial"/>
-                <w:b/>
-                <w:bCs/>
-                <w:color w:val="FFFFFF"/>
-                <w:sz w:val="19"/>
-                <w:szCs w:val="19"/>
-                <w:rtl/>
-              </w:rPr>
-              <w:t xml:space="preserve">סעיף</w:t>
-            </w:r>
-          </w:p>
-        </w:tc>
-        <w:tc>
-          <w:tcPr>
-            <w:tcW w:type="dxa" w:w="1927"/>
-            <w:tcBorders>
-              <w:top w:val="single" w:color="D5D3E6" w:sz="4"/>
-              <w:left w:val="single" w:color="D5D3E6" w:sz="4"/>
-              <w:bottom w:val="single" w:color="D5D3E6" w:sz="4"/>
-              <w:right w:val="single" w:color="D5D3E6" w:sz="4"/>
-            </w:tcBorders>
-            <w:shd w:fill="3B2A8F" w:color="auto" w:val="clear"/>
-            <w:tcMar>
-              <w:top w:type="dxa" w:w="70"/>
-              <w:left w:type="dxa" w:w="100"/>
-              <w:bottom w:type="dxa" w:w="70"/>
-              <w:right w:type="dxa" w:w="100"/>
-            </w:tcMar>
-          </w:tcPr>
-          <w:p>
-            <w:pPr>
-              <w:bidi/>
-              <w:spacing w:after="0" w:line="260"/>
-            </w:pPr>
-            <w:r>
-              <w:rPr>
-                <w:rFonts w:ascii="Arial" w:cs="Arial" w:eastAsia="Arial" w:hAnsi="Arial"/>
-                <w:b/>
-                <w:bCs/>
-                <w:color w:val="FFFFFF"/>
-                <w:sz w:val="19"/>
-                <w:szCs w:val="19"/>
-                <w:rtl/>
-              </w:rPr>
-              <w:t xml:space="preserve">הערכה (₪)</w:t>
-            </w:r>
-          </w:p>
-        </w:tc>
-        <w:tc>
-          <w:tcPr>
-            <w:tcW w:type="dxa" w:w="3728"/>
-            <w:tcBorders>
-              <w:top w:val="single" w:color="D5D3E6" w:sz="4"/>
-              <w:left w:val="single" w:color="D5D3E6" w:sz="4"/>
-              <w:bottom w:val="single" w:color="D5D3E6" w:sz="4"/>
-              <w:right w:val="single" w:color="D5D3E6" w:sz="4"/>
-            </w:tcBorders>
-            <w:shd w:fill="3B2A8F" w:color="auto" w:val="clear"/>
-            <w:tcMar>
-              <w:top w:type="dxa" w:w="70"/>
-              <w:left w:type="dxa" w:w="100"/>
-              <w:bottom w:type="dxa" w:w="70"/>
-              <w:right w:type="dxa" w:w="100"/>
-            </w:tcMar>
-          </w:tcPr>
-          <w:p>
-            <w:pPr>
-              <w:bidi/>
-              <w:spacing w:after="0" w:line="260"/>
-            </w:pPr>
-            <w:r>
-              <w:rPr>
-                <w:rFonts w:ascii="Arial" w:cs="Arial" w:eastAsia="Arial" w:hAnsi="Arial"/>
-                <w:b/>
-                <w:bCs/>
-                <w:color w:val="FFFFFF"/>
-                <w:sz w:val="19"/>
-                <w:szCs w:val="19"/>
-                <w:rtl/>
-              </w:rPr>
-              <w:t xml:space="preserve">הערות</w:t>
-            </w:r>
-          </w:p>
-        </w:tc>
-      </w:tr>
-      <w:tr>
-        <w:trPr>
-          <w:cantSplit/>
-        </w:trPr>
-        <w:tc>
-          <w:tcPr>
-            <w:tcW w:type="dxa" w:w="3983"/>
-            <w:tcBorders>
-              <w:top w:val="single" w:color="D5D3E6" w:sz="4"/>
-              <w:left w:val="single" w:color="D5D3E6" w:sz="4"/>
-              <w:bottom w:val="single" w:color="D5D3E6" w:sz="4"/>
-              <w:right w:val="single" w:color="D5D3E6" w:sz="4"/>
-            </w:tcBorders>
-            <w:shd w:fill="FFFFFF" w:color="auto" w:val="clear"/>
-            <w:tcMar>
-              <w:top w:type="dxa" w:w="70"/>
-              <w:left w:type="dxa" w:w="100"/>
-              <w:bottom w:type="dxa" w:w="70"/>
-              <w:right w:type="dxa" w:w="100"/>
-            </w:tcMar>
-          </w:tcPr>
-          <w:p>
-            <w:pPr>
-              <w:bidi/>
-              <w:spacing w:after="0" w:line="260"/>
-            </w:pPr>
-            <w:r>
-              <w:rPr>
-                <w:rFonts w:ascii="Arial" w:cs="Arial" w:eastAsia="Arial" w:hAnsi="Arial"/>
-                <w:color w:val="1F2330"/>
-                <w:sz w:val="19"/>
-                <w:szCs w:val="19"/>
-                <w:rtl/>
-              </w:rPr>
-              <w:t xml:space="preserve">אוכל ושתייה (יום מלא, ~160 איש)</w:t>
-            </w:r>
-          </w:p>
-        </w:tc>
-        <w:tc>
-          <w:tcPr>
-            <w:tcW w:type="dxa" w:w="1927"/>
-            <w:tcBorders>
-              <w:top w:val="single" w:color="D5D3E6" w:sz="4"/>
-              <w:left w:val="single" w:color="D5D3E6" w:sz="4"/>
-              <w:bottom w:val="single" w:color="D5D3E6" w:sz="4"/>
-              <w:right w:val="single" w:color="D5D3E6" w:sz="4"/>
-            </w:tcBorders>
-            <w:shd w:fill="FFFFFF" w:color="auto" w:val="clear"/>
-            <w:tcMar>
-              <w:top w:type="dxa" w:w="70"/>
-              <w:left w:type="dxa" w:w="100"/>
-              <w:bottom w:type="dxa" w:w="70"/>
-              <w:right w:type="dxa" w:w="100"/>
-            </w:tcMar>
-          </w:tcPr>
-          <w:p>
-            <w:pPr>
-              <w:bidi/>
-              <w:spacing w:after="0" w:line="260"/>
-            </w:pPr>
-            <w:r>
-              <w:rPr>
-                <w:rFonts w:ascii="Arial" w:cs="Arial" w:eastAsia="Arial" w:hAnsi="Arial"/>
-                <w:color w:val="1F2330"/>
-                <w:sz w:val="19"/>
-                <w:szCs w:val="19"/>
-                <w:rtl/>
-              </w:rPr>
-              <w:t xml:space="preserve">25,000–40,000</w:t>
-            </w:r>
-          </w:p>
-        </w:tc>
-        <w:tc>
-          <w:tcPr>
-            <w:tcW w:type="dxa" w:w="3728"/>
-            <w:tcBorders>
-              <w:top w:val="single" w:color="D5D3E6" w:sz="4"/>
-              <w:left w:val="single" w:color="D5D3E6" w:sz="4"/>
-              <w:bottom w:val="single" w:color="D5D3E6" w:sz="4"/>
-              <w:right w:val="single" w:color="D5D3E6" w:sz="4"/>
-            </w:tcBorders>
-            <w:shd w:fill="FFFFFF" w:color="auto" w:val="clear"/>
-            <w:tcMar>
-              <w:top w:type="dxa" w:w="70"/>
-              <w:left w:type="dxa" w:w="100"/>
-              <w:bottom w:type="dxa" w:w="70"/>
-              <w:right w:type="dxa" w:w="100"/>
-            </w:tcMar>
-          </w:tcPr>
-          <w:p>
-            <w:pPr>
-              <w:bidi/>
-              <w:spacing w:after="0" w:line="260"/>
-            </w:pPr>
-            <w:r>
-              <w:rPr>
-                <w:rFonts w:ascii="Arial" w:cs="Arial" w:eastAsia="Arial" w:hAnsi="Arial"/>
-                <w:color w:val="1F2330"/>
-                <w:sz w:val="19"/>
-                <w:szCs w:val="19"/>
-                <w:rtl/>
-              </w:rPr>
-              <w:t xml:space="preserve">150–250 ₪ לאדם</w:t>
-            </w:r>
-          </w:p>
-        </w:tc>
-      </w:tr>
-      <w:tr>
-        <w:trPr>
-          <w:cantSplit/>
-        </w:trPr>
-        <w:tc>
-          <w:tcPr>
-            <w:tcW w:type="dxa" w:w="3983"/>
-            <w:tcBorders>
-              <w:top w:val="single" w:color="D5D3E6" w:sz="4"/>
-              <w:left w:val="single" w:color="D5D3E6" w:sz="4"/>
-              <w:bottom w:val="single" w:color="D5D3E6" w:sz="4"/>
-              <w:right w:val="single" w:color="D5D3E6" w:sz="4"/>
-            </w:tcBorders>
-            <w:shd w:fill="F7F7FB" w:color="auto" w:val="clear"/>
-            <w:tcMar>
-              <w:top w:type="dxa" w:w="70"/>
-              <w:left w:type="dxa" w:w="100"/>
-              <w:bottom w:type="dxa" w:w="70"/>
-              <w:right w:type="dxa" w:w="100"/>
-            </w:tcMar>
-          </w:tcPr>
-          <w:p>
-            <w:pPr>
-              <w:bidi/>
-              <w:spacing w:after="0" w:line="260"/>
-            </w:pPr>
-            <w:r>
-              <w:rPr>
-                <w:rFonts w:ascii="Arial" w:cs="Arial" w:eastAsia="Arial" w:hAnsi="Arial"/>
-                <w:color w:val="1F2330"/>
-                <w:sz w:val="19"/>
-                <w:szCs w:val="19"/>
-                <w:rtl/>
-              </w:rPr>
-              <w:t xml:space="preserve">חולצות ומיתוג</w:t>
-            </w:r>
-          </w:p>
-        </w:tc>
-        <w:tc>
-          <w:tcPr>
-            <w:tcW w:type="dxa" w:w="1927"/>
-            <w:tcBorders>
-              <w:top w:val="single" w:color="D5D3E6" w:sz="4"/>
-              <w:left w:val="single" w:color="D5D3E6" w:sz="4"/>
-              <w:bottom w:val="single" w:color="D5D3E6" w:sz="4"/>
-              <w:right w:val="single" w:color="D5D3E6" w:sz="4"/>
-            </w:tcBorders>
-            <w:shd w:fill="F7F7FB" w:color="auto" w:val="clear"/>
-            <w:tcMar>
-              <w:top w:type="dxa" w:w="70"/>
-              <w:left w:type="dxa" w:w="100"/>
-              <w:bottom w:type="dxa" w:w="70"/>
-              <w:right w:type="dxa" w:w="100"/>
-            </w:tcMar>
-          </w:tcPr>
-          <w:p>
-            <w:pPr>
-              <w:bidi/>
-              <w:spacing w:after="0" w:line="260"/>
-            </w:pPr>
-            <w:r>
-              <w:rPr>
-                <w:rFonts w:ascii="Arial" w:cs="Arial" w:eastAsia="Arial" w:hAnsi="Arial"/>
-                <w:color w:val="1F2330"/>
-                <w:sz w:val="19"/>
-                <w:szCs w:val="19"/>
-                <w:rtl/>
-              </w:rPr>
-              <w:t xml:space="preserve">7,000–12,000</w:t>
-            </w:r>
-          </w:p>
-        </w:tc>
-        <w:tc>
-          <w:tcPr>
-            <w:tcW w:type="dxa" w:w="3728"/>
-            <w:tcBorders>
-              <w:top w:val="single" w:color="D5D3E6" w:sz="4"/>
-              <w:left w:val="single" w:color="D5D3E6" w:sz="4"/>
-              <w:bottom w:val="single" w:color="D5D3E6" w:sz="4"/>
-              <w:right w:val="single" w:color="D5D3E6" w:sz="4"/>
-            </w:tcBorders>
-            <w:shd w:fill="F7F7FB" w:color="auto" w:val="clear"/>
-            <w:tcMar>
-              <w:top w:type="dxa" w:w="70"/>
-              <w:left w:type="dxa" w:w="100"/>
-              <w:bottom w:type="dxa" w:w="70"/>
-              <w:right w:type="dxa" w:w="100"/>
-            </w:tcMar>
-          </w:tcPr>
-          <w:p>
-            <w:pPr>
-              <w:bidi/>
-              <w:spacing w:after="0" w:line="260"/>
-            </w:pPr>
-          </w:p>
-        </w:tc>
-      </w:tr>
-      <w:tr>
-        <w:trPr>
-          <w:cantSplit/>
-        </w:trPr>
-        <w:tc>
-          <w:tcPr>
-            <w:tcW w:type="dxa" w:w="3983"/>
-            <w:tcBorders>
-              <w:top w:val="single" w:color="D5D3E6" w:sz="4"/>
-              <w:left w:val="single" w:color="D5D3E6" w:sz="4"/>
-              <w:bottom w:val="single" w:color="D5D3E6" w:sz="4"/>
-              <w:right w:val="single" w:color="D5D3E6" w:sz="4"/>
-            </w:tcBorders>
-            <w:shd w:fill="FFFFFF" w:color="auto" w:val="clear"/>
-            <w:tcMar>
-              <w:top w:type="dxa" w:w="70"/>
-              <w:left w:type="dxa" w:w="100"/>
-              <w:bottom w:type="dxa" w:w="70"/>
-              <w:right w:type="dxa" w:w="100"/>
-            </w:tcMar>
-          </w:tcPr>
-          <w:p>
-            <w:pPr>
-              <w:bidi/>
-              <w:spacing w:after="0" w:line="260"/>
-            </w:pPr>
-            <w:r>
-              <w:rPr>
-                <w:rFonts w:ascii="Arial" w:cs="Arial" w:eastAsia="Arial" w:hAnsi="Arial"/>
-                <w:color w:val="1F2330"/>
-                <w:sz w:val="19"/>
-                <w:szCs w:val="19"/>
-                <w:rtl/>
-              </w:rPr>
-              <w:t xml:space="preserve">במה, הגברה, מסכים (אם לא קיים)</w:t>
-            </w:r>
-          </w:p>
-        </w:tc>
-        <w:tc>
-          <w:tcPr>
-            <w:tcW w:type="dxa" w:w="1927"/>
-            <w:tcBorders>
-              <w:top w:val="single" w:color="D5D3E6" w:sz="4"/>
-              <w:left w:val="single" w:color="D5D3E6" w:sz="4"/>
-              <w:bottom w:val="single" w:color="D5D3E6" w:sz="4"/>
-              <w:right w:val="single" w:color="D5D3E6" w:sz="4"/>
-            </w:tcBorders>
-            <w:shd w:fill="FFFFFF" w:color="auto" w:val="clear"/>
-            <w:tcMar>
-              <w:top w:type="dxa" w:w="70"/>
-              <w:left w:type="dxa" w:w="100"/>
-              <w:bottom w:type="dxa" w:w="70"/>
-              <w:right w:type="dxa" w:w="100"/>
-            </w:tcMar>
-          </w:tcPr>
-          <w:p>
-            <w:pPr>
-              <w:bidi/>
-              <w:spacing w:after="0" w:line="260"/>
-            </w:pPr>
-            <w:r>
-              <w:rPr>
-                <w:rFonts w:ascii="Arial" w:cs="Arial" w:eastAsia="Arial" w:hAnsi="Arial"/>
-                <w:color w:val="1F2330"/>
-                <w:sz w:val="19"/>
-                <w:szCs w:val="19"/>
-                <w:rtl/>
-              </w:rPr>
-              <w:t xml:space="preserve">5,000–20,000</w:t>
-            </w:r>
-          </w:p>
-        </w:tc>
-        <w:tc>
-          <w:tcPr>
-            <w:tcW w:type="dxa" w:w="3728"/>
-            <w:tcBorders>
-              <w:top w:val="single" w:color="D5D3E6" w:sz="4"/>
-              <w:left w:val="single" w:color="D5D3E6" w:sz="4"/>
-              <w:bottom w:val="single" w:color="D5D3E6" w:sz="4"/>
-              <w:right w:val="single" w:color="D5D3E6" w:sz="4"/>
-            </w:tcBorders>
-            <w:shd w:fill="FFFFFF" w:color="auto" w:val="clear"/>
-            <w:tcMar>
-              <w:top w:type="dxa" w:w="70"/>
-              <w:left w:type="dxa" w:w="100"/>
-              <w:bottom w:type="dxa" w:w="70"/>
-              <w:right w:type="dxa" w:w="100"/>
-            </w:tcMar>
-          </w:tcPr>
-          <w:p>
-            <w:pPr>
-              <w:bidi/>
-              <w:spacing w:after="0" w:line="260"/>
-            </w:pPr>
-            <w:r>
-              <w:rPr>
-                <w:rFonts w:ascii="Arial" w:cs="Arial" w:eastAsia="Arial" w:hAnsi="Arial"/>
-                <w:color w:val="1F2330"/>
-                <w:sz w:val="19"/>
-                <w:szCs w:val="19"/>
-                <w:rtl/>
-              </w:rPr>
-              <w:t xml:space="preserve">תלוי אם במשרד או באולם חיצוני</w:t>
-            </w:r>
-          </w:p>
-        </w:tc>
-      </w:tr>
-      <w:tr>
-        <w:trPr>
-          <w:cantSplit/>
-        </w:trPr>
-        <w:tc>
-          <w:tcPr>
-            <w:tcW w:type="dxa" w:w="3983"/>
-            <w:tcBorders>
-              <w:top w:val="single" w:color="D5D3E6" w:sz="4"/>
-              <w:left w:val="single" w:color="D5D3E6" w:sz="4"/>
-              <w:bottom w:val="single" w:color="D5D3E6" w:sz="4"/>
-              <w:right w:val="single" w:color="D5D3E6" w:sz="4"/>
-            </w:tcBorders>
-            <w:shd w:fill="F7F7FB" w:color="auto" w:val="clear"/>
-            <w:tcMar>
-              <w:top w:type="dxa" w:w="70"/>
-              <w:left w:type="dxa" w:w="100"/>
-              <w:bottom w:type="dxa" w:w="70"/>
-              <w:right w:type="dxa" w:w="100"/>
-            </w:tcMar>
-          </w:tcPr>
-          <w:p>
-            <w:pPr>
-              <w:bidi/>
-              <w:spacing w:after="0" w:line="260"/>
-            </w:pPr>
-            <w:r>
-              <w:rPr>
-                <w:rFonts w:ascii="Arial" w:cs="Arial" w:eastAsia="Arial" w:hAnsi="Arial"/>
-                <w:color w:val="1F2330"/>
-                <w:sz w:val="19"/>
-                <w:szCs w:val="19"/>
-                <w:rtl/>
-              </w:rPr>
-              <w:t xml:space="preserve">פרסים</w:t>
-            </w:r>
-          </w:p>
-        </w:tc>
-        <w:tc>
-          <w:tcPr>
-            <w:tcW w:type="dxa" w:w="1927"/>
-            <w:tcBorders>
-              <w:top w:val="single" w:color="D5D3E6" w:sz="4"/>
-              <w:left w:val="single" w:color="D5D3E6" w:sz="4"/>
-              <w:bottom w:val="single" w:color="D5D3E6" w:sz="4"/>
-              <w:right w:val="single" w:color="D5D3E6" w:sz="4"/>
-            </w:tcBorders>
-            <w:shd w:fill="F7F7FB" w:color="auto" w:val="clear"/>
-            <w:tcMar>
-              <w:top w:type="dxa" w:w="70"/>
-              <w:left w:type="dxa" w:w="100"/>
-              <w:bottom w:type="dxa" w:w="70"/>
-              <w:right w:type="dxa" w:w="100"/>
-            </w:tcMar>
-          </w:tcPr>
-          <w:p>
-            <w:pPr>
-              <w:bidi/>
-              <w:spacing w:after="0" w:line="260"/>
-            </w:pPr>
-            <w:r>
-              <w:rPr>
-                <w:rFonts w:ascii="Arial" w:cs="Arial" w:eastAsia="Arial" w:hAnsi="Arial"/>
-                <w:color w:val="1F2330"/>
-                <w:sz w:val="19"/>
-                <w:szCs w:val="19"/>
-                <w:rtl/>
-              </w:rPr>
-              <w:t xml:space="preserve">5,000–15,000</w:t>
-            </w:r>
-          </w:p>
-        </w:tc>
-        <w:tc>
-          <w:tcPr>
-            <w:tcW w:type="dxa" w:w="3728"/>
-            <w:tcBorders>
-              <w:top w:val="single" w:color="D5D3E6" w:sz="4"/>
-              <w:left w:val="single" w:color="D5D3E6" w:sz="4"/>
-              <w:bottom w:val="single" w:color="D5D3E6" w:sz="4"/>
-              <w:right w:val="single" w:color="D5D3E6" w:sz="4"/>
-            </w:tcBorders>
-            <w:shd w:fill="F7F7FB" w:color="auto" w:val="clear"/>
-            <w:tcMar>
-              <w:top w:type="dxa" w:w="70"/>
-              <w:left w:type="dxa" w:w="100"/>
-              <w:bottom w:type="dxa" w:w="70"/>
-              <w:right w:type="dxa" w:w="100"/>
-            </w:tcMar>
-          </w:tcPr>
-          <w:p>
-            <w:pPr>
-              <w:bidi/>
-              <w:spacing w:after="0" w:line="260"/>
-            </w:pPr>
-          </w:p>
-        </w:tc>
-      </w:tr>
-      <w:tr>
-        <w:trPr>
-          <w:cantSplit/>
-        </w:trPr>
-        <w:tc>
-          <w:tcPr>
-            <w:tcW w:type="dxa" w:w="3983"/>
-            <w:tcBorders>
-              <w:top w:val="single" w:color="D5D3E6" w:sz="4"/>
-              <w:left w:val="single" w:color="D5D3E6" w:sz="4"/>
-              <w:bottom w:val="single" w:color="D5D3E6" w:sz="4"/>
-              <w:right w:val="single" w:color="D5D3E6" w:sz="4"/>
-            </w:tcBorders>
-            <w:shd w:fill="FFFFFF" w:color="auto" w:val="clear"/>
-            <w:tcMar>
-              <w:top w:type="dxa" w:w="70"/>
-              <w:left w:type="dxa" w:w="100"/>
-              <w:bottom w:type="dxa" w:w="70"/>
-              <w:right w:type="dxa" w:w="100"/>
-            </w:tcMar>
-          </w:tcPr>
-          <w:p>
-            <w:pPr>
-              <w:bidi/>
-              <w:spacing w:after="0" w:line="260"/>
-            </w:pPr>
-            <w:r>
-              <w:rPr>
-                <w:rFonts w:ascii="Arial" w:cs="Arial" w:eastAsia="Arial" w:hAnsi="Arial"/>
-                <w:color w:val="1F2330"/>
-                <w:sz w:val="19"/>
-                <w:szCs w:val="19"/>
-                <w:rtl/>
-              </w:rPr>
-              <w:t xml:space="preserve">צילום ווידאו</w:t>
-            </w:r>
-          </w:p>
-        </w:tc>
-        <w:tc>
-          <w:tcPr>
-            <w:tcW w:type="dxa" w:w="1927"/>
-            <w:tcBorders>
-              <w:top w:val="single" w:color="D5D3E6" w:sz="4"/>
-              <w:left w:val="single" w:color="D5D3E6" w:sz="4"/>
-              <w:bottom w:val="single" w:color="D5D3E6" w:sz="4"/>
-              <w:right w:val="single" w:color="D5D3E6" w:sz="4"/>
-            </w:tcBorders>
-            <w:shd w:fill="FFFFFF" w:color="auto" w:val="clear"/>
-            <w:tcMar>
-              <w:top w:type="dxa" w:w="70"/>
-              <w:left w:type="dxa" w:w="100"/>
-              <w:bottom w:type="dxa" w:w="70"/>
-              <w:right w:type="dxa" w:w="100"/>
-            </w:tcMar>
-          </w:tcPr>
-          <w:p>
-            <w:pPr>
-              <w:bidi/>
-              <w:spacing w:after="0" w:line="260"/>
-            </w:pPr>
-            <w:r>
-              <w:rPr>
-                <w:rFonts w:ascii="Arial" w:cs="Arial" w:eastAsia="Arial" w:hAnsi="Arial"/>
-                <w:color w:val="1F2330"/>
-                <w:sz w:val="19"/>
-                <w:szCs w:val="19"/>
-                <w:rtl/>
-              </w:rPr>
-              <w:t xml:space="preserve">3,000–8,000</w:t>
-            </w:r>
-          </w:p>
-        </w:tc>
-        <w:tc>
-          <w:tcPr>
-            <w:tcW w:type="dxa" w:w="3728"/>
-            <w:tcBorders>
-              <w:top w:val="single" w:color="D5D3E6" w:sz="4"/>
-              <w:left w:val="single" w:color="D5D3E6" w:sz="4"/>
-              <w:bottom w:val="single" w:color="D5D3E6" w:sz="4"/>
-              <w:right w:val="single" w:color="D5D3E6" w:sz="4"/>
-            </w:tcBorders>
-            <w:shd w:fill="FFFFFF" w:color="auto" w:val="clear"/>
-            <w:tcMar>
-              <w:top w:type="dxa" w:w="70"/>
-              <w:left w:type="dxa" w:w="100"/>
-              <w:bottom w:type="dxa" w:w="70"/>
-              <w:right w:type="dxa" w:w="100"/>
-            </w:tcMar>
-          </w:tcPr>
-          <w:p>
-            <w:pPr>
-              <w:bidi/>
-              <w:spacing w:after="0" w:line="260"/>
-            </w:pPr>
-          </w:p>
-        </w:tc>
-      </w:tr>
-      <w:tr>
-        <w:trPr>
-          <w:cantSplit/>
-        </w:trPr>
-        <w:tc>
-          <w:tcPr>
-            <w:tcW w:type="dxa" w:w="3983"/>
-            <w:tcBorders>
-              <w:top w:val="single" w:color="D5D3E6" w:sz="4"/>
-              <w:left w:val="single" w:color="D5D3E6" w:sz="4"/>
-              <w:bottom w:val="single" w:color="D5D3E6" w:sz="4"/>
-              <w:right w:val="single" w:color="D5D3E6" w:sz="4"/>
-            </w:tcBorders>
-            <w:shd w:fill="F7F7FB" w:color="auto" w:val="clear"/>
-            <w:tcMar>
-              <w:top w:type="dxa" w:w="70"/>
-              <w:left w:type="dxa" w:w="100"/>
-              <w:bottom w:type="dxa" w:w="70"/>
-              <w:right w:type="dxa" w:w="100"/>
-            </w:tcMar>
-          </w:tcPr>
-          <w:p>
-            <w:pPr>
-              <w:bidi/>
-              <w:spacing w:after="0" w:line="260"/>
-            </w:pPr>
-            <w:r>
-              <w:rPr>
-                <w:rFonts w:ascii="Arial" w:cs="Arial" w:eastAsia="Arial" w:hAnsi="Arial"/>
-                <w:color w:val="1F2330"/>
-                <w:sz w:val="19"/>
-                <w:szCs w:val="19"/>
-                <w:rtl/>
-              </w:rPr>
-              <w:t xml:space="preserve">ציוד וחומרה מתכלה</w:t>
-            </w:r>
-          </w:p>
-        </w:tc>
-        <w:tc>
-          <w:tcPr>
-            <w:tcW w:type="dxa" w:w="1927"/>
-            <w:tcBorders>
-              <w:top w:val="single" w:color="D5D3E6" w:sz="4"/>
-              <w:left w:val="single" w:color="D5D3E6" w:sz="4"/>
-              <w:bottom w:val="single" w:color="D5D3E6" w:sz="4"/>
-              <w:right w:val="single" w:color="D5D3E6" w:sz="4"/>
-            </w:tcBorders>
-            <w:shd w:fill="F7F7FB" w:color="auto" w:val="clear"/>
-            <w:tcMar>
-              <w:top w:type="dxa" w:w="70"/>
-              <w:left w:type="dxa" w:w="100"/>
-              <w:bottom w:type="dxa" w:w="70"/>
-              <w:right w:type="dxa" w:w="100"/>
-            </w:tcMar>
-          </w:tcPr>
-          <w:p>
-            <w:pPr>
-              <w:bidi/>
-              <w:spacing w:after="0" w:line="260"/>
-            </w:pPr>
-            <w:r>
-              <w:rPr>
-                <w:rFonts w:ascii="Arial" w:cs="Arial" w:eastAsia="Arial" w:hAnsi="Arial"/>
-                <w:color w:val="1F2330"/>
-                <w:sz w:val="19"/>
-                <w:szCs w:val="19"/>
-                <w:rtl/>
-              </w:rPr>
-              <w:t xml:space="preserve">2,000–8,000</w:t>
-            </w:r>
-          </w:p>
-        </w:tc>
-        <w:tc>
-          <w:tcPr>
-            <w:tcW w:type="dxa" w:w="3728"/>
-            <w:tcBorders>
-              <w:top w:val="single" w:color="D5D3E6" w:sz="4"/>
-              <w:left w:val="single" w:color="D5D3E6" w:sz="4"/>
-              <w:bottom w:val="single" w:color="D5D3E6" w:sz="4"/>
-              <w:right w:val="single" w:color="D5D3E6" w:sz="4"/>
-            </w:tcBorders>
-            <w:shd w:fill="F7F7FB" w:color="auto" w:val="clear"/>
-            <w:tcMar>
-              <w:top w:type="dxa" w:w="70"/>
-              <w:left w:type="dxa" w:w="100"/>
-              <w:bottom w:type="dxa" w:w="70"/>
-              <w:right w:type="dxa" w:w="100"/>
-            </w:tcMar>
-          </w:tcPr>
-          <w:p>
-            <w:pPr>
-              <w:bidi/>
-              <w:spacing w:after="0" w:line="260"/>
-            </w:pPr>
-          </w:p>
-        </w:tc>
-      </w:tr>
-      <w:tr>
-        <w:trPr>
-          <w:cantSplit/>
-        </w:trPr>
-        <w:tc>
-          <w:tcPr>
-            <w:tcW w:type="dxa" w:w="3983"/>
-            <w:tcBorders>
-              <w:top w:val="single" w:color="D5D3E6" w:sz="4"/>
-              <w:left w:val="single" w:color="D5D3E6" w:sz="4"/>
-              <w:bottom w:val="single" w:color="D5D3E6" w:sz="4"/>
-              <w:right w:val="single" w:color="D5D3E6" w:sz="4"/>
-            </w:tcBorders>
-            <w:shd w:fill="FFFFFF" w:color="auto" w:val="clear"/>
-            <w:tcMar>
-              <w:top w:type="dxa" w:w="70"/>
-              <w:left w:type="dxa" w:w="100"/>
-              <w:bottom w:type="dxa" w:w="70"/>
-              <w:right w:type="dxa" w:w="100"/>
-            </w:tcMar>
-          </w:tcPr>
-          <w:p>
-            <w:pPr>
-              <w:bidi/>
-              <w:spacing w:after="0" w:line="260"/>
-            </w:pPr>
-            <w:r>
-              <w:rPr>
-                <w:rFonts w:ascii="Arial" w:cs="Arial" w:eastAsia="Arial" w:hAnsi="Arial"/>
-                <w:color w:val="1F2330"/>
-                <w:sz w:val="19"/>
-                <w:szCs w:val="19"/>
-                <w:rtl/>
-              </w:rPr>
-              <w:t xml:space="preserve">רזרבה (10%)</w:t>
-            </w:r>
-          </w:p>
-        </w:tc>
-        <w:tc>
-          <w:tcPr>
-            <w:tcW w:type="dxa" w:w="1927"/>
-            <w:tcBorders>
-              <w:top w:val="single" w:color="D5D3E6" w:sz="4"/>
-              <w:left w:val="single" w:color="D5D3E6" w:sz="4"/>
-              <w:bottom w:val="single" w:color="D5D3E6" w:sz="4"/>
-              <w:right w:val="single" w:color="D5D3E6" w:sz="4"/>
-            </w:tcBorders>
-            <w:shd w:fill="FFFFFF" w:color="auto" w:val="clear"/>
-            <w:tcMar>
-              <w:top w:type="dxa" w:w="70"/>
-              <w:left w:type="dxa" w:w="100"/>
-              <w:bottom w:type="dxa" w:w="70"/>
-              <w:right w:type="dxa" w:w="100"/>
-            </w:tcMar>
-          </w:tcPr>
-          <w:p>
-            <w:pPr>
-              <w:bidi/>
-              <w:spacing w:after="0" w:line="260"/>
-            </w:pPr>
-            <w:r>
-              <w:rPr>
-                <w:rFonts w:ascii="Arial" w:cs="Arial" w:eastAsia="Arial" w:hAnsi="Arial"/>
-                <w:color w:val="1F2330"/>
-                <w:sz w:val="19"/>
-                <w:szCs w:val="19"/>
-                <w:rtl/>
-              </w:rPr>
-              <w:t xml:space="preserve">5,000–10,000</w:t>
-            </w:r>
-          </w:p>
-        </w:tc>
-        <w:tc>
-          <w:tcPr>
-            <w:tcW w:type="dxa" w:w="3728"/>
-            <w:tcBorders>
-              <w:top w:val="single" w:color="D5D3E6" w:sz="4"/>
-              <w:left w:val="single" w:color="D5D3E6" w:sz="4"/>
-              <w:bottom w:val="single" w:color="D5D3E6" w:sz="4"/>
-              <w:right w:val="single" w:color="D5D3E6" w:sz="4"/>
-            </w:tcBorders>
-            <w:shd w:fill="FFFFFF" w:color="auto" w:val="clear"/>
-            <w:tcMar>
-              <w:top w:type="dxa" w:w="70"/>
-              <w:left w:type="dxa" w:w="100"/>
-              <w:bottom w:type="dxa" w:w="70"/>
-              <w:right w:type="dxa" w:w="100"/>
-            </w:tcMar>
-          </w:tcPr>
-          <w:p>
-            <w:pPr>
-              <w:bidi/>
-              <w:spacing w:after="0" w:line="260"/>
-            </w:pPr>
-          </w:p>
-        </w:tc>
-      </w:tr>
-      <w:tr>
-        <w:trPr>
-          <w:cantSplit/>
-        </w:trPr>
-        <w:tc>
-          <w:tcPr>
-            <w:tcW w:type="dxa" w:w="3983"/>
-            <w:tcBorders>
-              <w:top w:val="single" w:color="D5D3E6" w:sz="4"/>
-              <w:left w:val="single" w:color="D5D3E6" w:sz="4"/>
-              <w:bottom w:val="single" w:color="D5D3E6" w:sz="4"/>
-              <w:right w:val="single" w:color="D5D3E6" w:sz="4"/>
-            </w:tcBorders>
-            <w:shd w:fill="F7F7FB" w:color="auto" w:val="clear"/>
-            <w:tcMar>
-              <w:top w:type="dxa" w:w="70"/>
-              <w:left w:type="dxa" w:w="100"/>
-              <w:bottom w:type="dxa" w:w="70"/>
-              <w:right w:type="dxa" w:w="100"/>
-            </w:tcMar>
-          </w:tcPr>
-          <w:p>
-            <w:pPr>
-              <w:bidi/>
-              <w:spacing w:after="0" w:line="260"/>
-            </w:pPr>
-            <w:r>
-              <w:rPr>
-                <w:rFonts w:ascii="Arial" w:cs="Arial" w:eastAsia="Arial" w:hAnsi="Arial"/>
-                <w:b/>
-                <w:bCs/>
-                <w:color w:val="1F2330"/>
-                <w:sz w:val="19"/>
-                <w:szCs w:val="19"/>
-                <w:rtl/>
-              </w:rPr>
-              <w:t xml:space="preserve">סה"כ</w:t>
-            </w:r>
-          </w:p>
-        </w:tc>
-        <w:tc>
-          <w:tcPr>
-            <w:tcW w:type="dxa" w:w="1927"/>
-            <w:tcBorders>
-              <w:top w:val="single" w:color="D5D3E6" w:sz="4"/>
-              <w:left w:val="single" w:color="D5D3E6" w:sz="4"/>
-              <w:bottom w:val="single" w:color="D5D3E6" w:sz="4"/>
-              <w:right w:val="single" w:color="D5D3E6" w:sz="4"/>
-            </w:tcBorders>
-            <w:shd w:fill="F7F7FB" w:color="auto" w:val="clear"/>
-            <w:tcMar>
-              <w:top w:type="dxa" w:w="70"/>
-              <w:left w:type="dxa" w:w="100"/>
-              <w:bottom w:type="dxa" w:w="70"/>
-              <w:right w:type="dxa" w:w="100"/>
-            </w:tcMar>
-          </w:tcPr>
-          <w:p>
-            <w:pPr>
-              <w:bidi/>
-              <w:spacing w:after="0" w:line="260"/>
-            </w:pPr>
-            <w:r>
-              <w:rPr>
-                <w:rFonts w:ascii="Arial" w:cs="Arial" w:eastAsia="Arial" w:hAnsi="Arial"/>
-                <w:b/>
-                <w:bCs/>
-                <w:color w:val="1F2330"/>
-                <w:sz w:val="19"/>
-                <w:szCs w:val="19"/>
-                <w:rtl/>
-              </w:rPr>
-              <w:t xml:space="preserve">~52,000–113,000</w:t>
-            </w:r>
-          </w:p>
-        </w:tc>
-        <w:tc>
-          <w:tcPr>
-            <w:tcW w:type="dxa" w:w="3728"/>
-            <w:tcBorders>
-              <w:top w:val="single" w:color="D5D3E6" w:sz="4"/>
-              <w:left w:val="single" w:color="D5D3E6" w:sz="4"/>
-              <w:bottom w:val="single" w:color="D5D3E6" w:sz="4"/>
-              <w:right w:val="single" w:color="D5D3E6" w:sz="4"/>
-            </w:tcBorders>
-            <w:shd w:fill="F7F7FB" w:color="auto" w:val="clear"/>
-            <w:tcMar>
-              <w:top w:type="dxa" w:w="70"/>
-              <w:left w:type="dxa" w:w="100"/>
-              <w:bottom w:type="dxa" w:w="70"/>
-              <w:right w:type="dxa" w:w="100"/>
-            </w:tcMar>
-          </w:tcPr>
-          <w:p>
-            <w:pPr>
-              <w:bidi/>
-              <w:spacing w:after="0" w:line="260"/>
-            </w:pPr>
-            <w:r>
-              <w:rPr>
-                <w:rFonts w:ascii="Arial" w:cs="Arial" w:eastAsia="Arial" w:hAnsi="Arial"/>
-                <w:color w:val="1F2330"/>
-                <w:sz w:val="19"/>
-                <w:szCs w:val="19"/>
-                <w:rtl/>
-              </w:rPr>
-              <w:t xml:space="preserve">לא כולל עלות זמן העובדים</w:t>
-            </w:r>
-          </w:p>
-        </w:tc>
-      </w:tr>
-    </w:tbl>
-    <w:p>
-      <w:pPr>
-        <w:bidi/>
-        <w:spacing w:after="160"/>
-      </w:pPr>
-    </w:p>
-    <w:p>
-      <w:pPr>
-        <w:pStyle w:val="Heading2"/>
-        <w:bidi/>
-      </w:pPr>
-      <w:r>
-        <w:rPr>
-          <w:rFonts w:ascii="Arial" w:cs="Arial" w:eastAsia="Arial" w:hAnsi="Arial"/>
-          <w:rtl/>
-        </w:rPr>
-        <w:t xml:space="preserve">12.5 צוות מארגן</w:t>
+        <w:t xml:space="preserve">12.4 צוות מארגן</w:t>
       </w:r>
     </w:p>
     <w:tbl>
@@ -25462,7 +24326,7 @@
                 <w:szCs w:val="19"/>
                 <w:rtl/>
               </w:rPr>
-              <w:t xml:space="preserve">מקום, אוכל, ציוד, ספקים</w:t>
+              <w:t xml:space="preserve">מקום, אוכל, ציוד</w:t>
             </w:r>
           </w:p>
         </w:tc>
@@ -29642,7 +28506,7 @@
                 <w:szCs w:val="19"/>
                 <w:rtl/>
               </w:rPr>
-              <w:t xml:space="preserve"> — כמה זמן/כסף/כאב נחסך</w:t>
+              <w:t xml:space="preserve"> — כמה זמן/כאב נחסך</w:t>
             </w:r>
           </w:p>
         </w:tc>
@@ -30663,6 +29527,7 @@
         <w:sz w:val="22"/>
         <w:szCs w:val="22"/>
         <w:rtl/>
+        <w:lang w:val="he-IL" w:bidi="he-IL"/>
       </w:rPr>
     </w:rPrDefault>
     <w:pPrDefault>
